--- a/klagomål/A 28376-2026 FSC-klagomål.docx
+++ b/klagomål/A 28376-2026 FSC-klagomål.docx
@@ -1475,7 +1475,7 @@
     <w:r>
       <w:tab/>
       <w:tab/>
-      <w:t>2026-06-24</w:t>
+      <w:t>2026-06-25</w:t>
       <w:br/>
       <w:br/>
     </w:r>

--- a/klagomål/A 28376-2026 FSC-klagomål.docx
+++ b/klagomål/A 28376-2026 FSC-klagomål.docx
@@ -1475,7 +1475,7 @@
     <w:r>
       <w:tab/>
       <w:tab/>
-      <w:t>2026-06-25</w:t>
+      <w:t>2026-06-26</w:t>
       <w:br/>
       <w:br/>
     </w:r>

--- a/klagomål/A 28376-2026 FSC-klagomål.docx
+++ b/klagomål/A 28376-2026 FSC-klagomål.docx
@@ -1475,7 +1475,7 @@
     <w:r>
       <w:tab/>
       <w:tab/>
-      <w:t>2026-06-26</w:t>
+      <w:t>2026-06-27</w:t>
       <w:br/>
       <w:br/>
     </w:r>

--- a/klagomål/A 28376-2026 FSC-klagomål.docx
+++ b/klagomål/A 28376-2026 FSC-klagomål.docx
@@ -1475,7 +1475,7 @@
     <w:r>
       <w:tab/>
       <w:tab/>
-      <w:t>2026-06-27</w:t>
+      <w:t>2026-06-28</w:t>
       <w:br/>
       <w:br/>
     </w:r>

--- a/klagomål/A 28376-2026 FSC-klagomål.docx
+++ b/klagomål/A 28376-2026 FSC-klagomål.docx
@@ -1475,7 +1475,7 @@
     <w:r>
       <w:tab/>
       <w:tab/>
-      <w:t>2026-06-28</w:t>
+      <w:t>2026-06-29</w:t>
       <w:br/>
       <w:br/>
     </w:r>

--- a/klagomål/A 28376-2026 FSC-klagomål.docx
+++ b/klagomål/A 28376-2026 FSC-klagomål.docx
@@ -1475,7 +1475,7 @@
     <w:r>
       <w:tab/>
       <w:tab/>
-      <w:t>2026-06-29</w:t>
+      <w:t>2026-06-30</w:t>
       <w:br/>
       <w:br/>
     </w:r>

--- a/klagomål/A 28376-2026 FSC-klagomål.docx
+++ b/klagomål/A 28376-2026 FSC-klagomål.docx
@@ -1475,7 +1475,7 @@
     <w:r>
       <w:tab/>
       <w:tab/>
-      <w:t>2026-06-30</w:t>
+      <w:t>2026-07-01</w:t>
       <w:br/>
       <w:br/>
     </w:r>

--- a/klagomål/A 28376-2026 FSC-klagomål.docx
+++ b/klagomål/A 28376-2026 FSC-klagomål.docx
@@ -1475,7 +1475,7 @@
     <w:r>
       <w:tab/>
       <w:tab/>
-      <w:t>2026-07-01</w:t>
+      <w:t>2026-07-02</w:t>
       <w:br/>
       <w:br/>
     </w:r>

--- a/klagomål/A 28376-2026 FSC-klagomål.docx
+++ b/klagomål/A 28376-2026 FSC-klagomål.docx
@@ -1791,7 +1791,7 @@
     <w:r>
       <w:tab/>
       <w:tab/>
-      <w:t>2026-07-13</w:t>
+      <w:t>2026-07-14</w:t>
       <w:br/>
       <w:br/>
     </w:r>

--- a/klagomål/A 28376-2026 FSC-klagomål.docx
+++ b/klagomål/A 28376-2026 FSC-klagomål.docx
@@ -1791,7 +1791,7 @@
     <w:r>
       <w:tab/>
       <w:tab/>
-      <w:t>2026-07-14</w:t>
+      <w:t>2026-07-15</w:t>
       <w:br/>
       <w:br/>
     </w:r>

--- a/klagomål/A 28376-2026 FSC-klagomål.docx
+++ b/klagomål/A 28376-2026 FSC-klagomål.docx
@@ -1791,7 +1791,7 @@
     <w:r>
       <w:tab/>
       <w:tab/>
-      <w:t>2026-07-15</w:t>
+      <w:t>2026-07-16</w:t>
       <w:br/>
       <w:br/>
     </w:r>

--- a/klagomål/A 28376-2026 FSC-klagomål.docx
+++ b/klagomål/A 28376-2026 FSC-klagomål.docx
@@ -1791,7 +1791,7 @@
     <w:r>
       <w:tab/>
       <w:tab/>
-      <w:t>2026-07-16</w:t>
+      <w:t>2026-07-17</w:t>
       <w:br/>
       <w:br/>
     </w:r>

--- a/klagomål/A 28376-2026 FSC-klagomål.docx
+++ b/klagomål/A 28376-2026 FSC-klagomål.docx
@@ -1791,7 +1791,7 @@
     <w:r>
       <w:tab/>
       <w:tab/>
-      <w:t>2026-07-17</w:t>
+      <w:t>2026-07-18</w:t>
       <w:br/>
       <w:br/>
     </w:r>

--- a/klagomål/A 28376-2026 FSC-klagomål.docx
+++ b/klagomål/A 28376-2026 FSC-klagomål.docx
@@ -1791,7 +1791,7 @@
     <w:r>
       <w:tab/>
       <w:tab/>
-      <w:t>2026-07-18</w:t>
+      <w:t>2026-07-19</w:t>
       <w:br/>
       <w:br/>
     </w:r>

--- a/klagomål/A 28376-2026 FSC-klagomål.docx
+++ b/klagomål/A 28376-2026 FSC-klagomål.docx
@@ -1791,7 +1791,7 @@
     <w:r>
       <w:tab/>
       <w:tab/>
-      <w:t>2026-07-19</w:t>
+      <w:t>2026-07-20</w:t>
       <w:br/>
       <w:br/>
     </w:r>

--- a/klagomål/A 28376-2026 FSC-klagomål.docx
+++ b/klagomål/A 28376-2026 FSC-klagomål.docx
@@ -1791,7 +1791,7 @@
     <w:r>
       <w:tab/>
       <w:tab/>
-      <w:t>2026-07-20</w:t>
+      <w:t>2026-07-21</w:t>
       <w:br/>
       <w:br/>
     </w:r>

--- a/klagomål/A 28376-2026 FSC-klagomål.docx
+++ b/klagomål/A 28376-2026 FSC-klagomål.docx
@@ -1791,7 +1791,7 @@
     <w:r>
       <w:tab/>
       <w:tab/>
-      <w:t>2026-07-21</w:t>
+      <w:t>2026-07-22</w:t>
       <w:br/>
       <w:br/>
     </w:r>

--- a/klagomål/A 28376-2026 FSC-klagomål.docx
+++ b/klagomål/A 28376-2026 FSC-klagomål.docx
@@ -1791,7 +1791,7 @@
     <w:r>
       <w:tab/>
       <w:tab/>
-      <w:t>2026-07-22</w:t>
+      <w:t>2026-07-23</w:t>
       <w:br/>
       <w:br/>
     </w:r>

--- a/klagomål/A 28376-2026 FSC-klagomål.docx
+++ b/klagomål/A 28376-2026 FSC-klagomål.docx
@@ -1791,7 +1791,7 @@
     <w:r>
       <w:tab/>
       <w:tab/>
-      <w:t>2026-07-23</w:t>
+      <w:t>2026-07-24</w:t>
       <w:br/>
       <w:br/>
     </w:r>

--- a/klagomål/A 28376-2026 FSC-klagomål.docx
+++ b/klagomål/A 28376-2026 FSC-klagomål.docx
@@ -1791,7 +1791,7 @@
     <w:r>
       <w:tab/>
       <w:tab/>
-      <w:t>2026-07-24</w:t>
+      <w:t>2026-07-25</w:t>
       <w:br/>
       <w:br/>
     </w:r>

--- a/klagomål/A 28376-2026 FSC-klagomål.docx
+++ b/klagomål/A 28376-2026 FSC-klagomål.docx
@@ -1791,7 +1791,7 @@
     <w:r>
       <w:tab/>
       <w:tab/>
-      <w:t>2026-07-25</w:t>
+      <w:t>2026-07-26</w:t>
       <w:br/>
       <w:br/>
     </w:r>

--- a/klagomål/A 28376-2026 FSC-klagomål.docx
+++ b/klagomål/A 28376-2026 FSC-klagomål.docx
@@ -1791,7 +1791,7 @@
     <w:r>
       <w:tab/>
       <w:tab/>
-      <w:t>2026-07-26</w:t>
+      <w:t>2026-07-27</w:t>
       <w:br/>
       <w:br/>
     </w:r>

--- a/klagomål/A 28376-2026 FSC-klagomål.docx
+++ b/klagomål/A 28376-2026 FSC-klagomål.docx
@@ -1791,7 +1791,7 @@
     <w:r>
       <w:tab/>
       <w:tab/>
-      <w:t>2026-07-27</w:t>
+      <w:t>2026-07-28</w:t>
       <w:br/>
       <w:br/>
     </w:r>

--- a/klagomål/A 28376-2026 FSC-klagomål.docx
+++ b/klagomål/A 28376-2026 FSC-klagomål.docx
@@ -1791,7 +1791,7 @@
     <w:r>
       <w:tab/>
       <w:tab/>
-      <w:t>2026-07-28</w:t>
+      <w:t>2026-07-29</w:t>
       <w:br/>
       <w:br/>
     </w:r>

--- a/klagomål/A 28376-2026 FSC-klagomål.docx
+++ b/klagomål/A 28376-2026 FSC-klagomål.docx
@@ -1791,7 +1791,7 @@
     <w:r>
       <w:tab/>
       <w:tab/>
-      <w:t>2026-07-29</w:t>
+      <w:t>2026-07-30</w:t>
       <w:br/>
       <w:br/>
     </w:r>

--- a/klagomål/A 28376-2026 FSC-klagomål.docx
+++ b/klagomål/A 28376-2026 FSC-klagomål.docx
@@ -1791,7 +1791,7 @@
     <w:r>
       <w:tab/>
       <w:tab/>
-      <w:t>2026-07-30</w:t>
+      <w:t>2026-07-31</w:t>
       <w:br/>
       <w:br/>
     </w:r>

--- a/klagomål/A 28376-2026 FSC-klagomål.docx
+++ b/klagomål/A 28376-2026 FSC-klagomål.docx
@@ -1791,7 +1791,7 @@
     <w:r>
       <w:tab/>
       <w:tab/>
-      <w:t>2026-07-31</w:t>
+      <w:t>2026-08-01</w:t>
       <w:br/>
       <w:br/>
     </w:r>

--- a/klagomål/A 28376-2026 FSC-klagomål.docx
+++ b/klagomål/A 28376-2026 FSC-klagomål.docx
@@ -1791,7 +1791,7 @@
     <w:r>
       <w:tab/>
       <w:tab/>
-      <w:t>2026-08-01</w:t>
+      <w:t>2026-08-02</w:t>
       <w:br/>
       <w:br/>
     </w:r>

--- a/klagomål/A 28376-2026 FSC-klagomål.docx
+++ b/klagomål/A 28376-2026 FSC-klagomål.docx
@@ -1791,7 +1791,7 @@
     <w:r>
       <w:tab/>
       <w:tab/>
-      <w:t>2026-08-02</w:t>
+      <w:t>2026-08-03</w:t>
       <w:br/>
       <w:br/>
     </w:r>

--- a/klagomål/A 28376-2026 FSC-klagomål.docx
+++ b/klagomål/A 28376-2026 FSC-klagomål.docx
@@ -1791,7 +1791,7 @@
     <w:r>
       <w:tab/>
       <w:tab/>
-      <w:t>2026-08-03</w:t>
+      <w:t>2026-08-05</w:t>
       <w:br/>
       <w:br/>
     </w:r>

--- a/klagomål/A 28376-2026 FSC-klagomål.docx
+++ b/klagomål/A 28376-2026 FSC-klagomål.docx
@@ -178,7 +178,7 @@
       <w:r>
         <w:drawing>
           <wp:inline xmlns:a="http://schemas.openxmlformats.org/drawingml/2006/main" xmlns:pic="http://schemas.openxmlformats.org/drawingml/2006/picture">
-            <wp:extent cx="5486400" cy="5131927"/>
+            <wp:extent cx="5486400" cy="5014266"/>
             <wp:docPr id="1" name="Picture 1"/>
             <wp:cNvGraphicFramePr>
               <a:graphicFrameLocks noChangeAspect="1"/>
@@ -199,7 +199,7 @@
                   <pic:spPr>
                     <a:xfrm>
                       <a:off x="0" y="0"/>
-                      <a:ext cx="5486400" cy="5131927"/>
+                      <a:ext cx="5486400" cy="5014266"/>
                     </a:xfrm>
                     <a:prstGeom prst="rect"/>
                   </pic:spPr>
@@ -221,7 +221,7 @@
     </w:p>
     <w:p>
       <w:r>
-        <w:t>I och inom 4 meter från avverkningsanmälan finns fynd av 13 naturvårdsarter, varav 8 är rödlistade, 4 är fridlysta, 11 är typiska (T) och 4 är signalarter (S): garnlav (VU, T), knärot (VU, T, §8), dropptaggsvamp (NT, T), knottrig blåslav (NT, T), kolflarnlav (NT, T), lavskrika (NT, T, §4), mörk kolflarnlav (NT), talltita (NT, §4), mindre märgborre (S, T), norrlandslav (S, T), nästlav (S, T), stuplav (S, T) och tjäder (T, §4). Se Figur 1.</w:t>
+        <w:t>I och inom 4 meter från avverkningsanmälan finns fynd av 27 naturvårdsarter, varav 18 är rödlistade, 9 är fridlysta, 19 är typiska (T) och 7 är signalarter (S): garnlav (VU, T), knärot (VU, T, §8), blanksvart spiklav (NT), blågrå svartspik (NT), dropptaggsvamp (NT, T), dvärgbägarlav (NT, T), knottrig blåslav (NT, T), kolflarnlav (NT, T), lavskrika (NT, T, §4), mörk kolflarnlav (NT), nordtagging (NT), rödvingetrast (NT, §4), skuggblåslav (NT, T), talltita (NT, §4), tretåig hackspett (NT, T, §4), vedflamlav (NT), vedskivlav (NT, T), violettgrå tagellav (NT, T), korallrot (S, T, §8), mindre märgborre (S, T), norrlandslav (S, T), nästlav (S, T), skinnlav (S, T), spindelblomster (S, T, §8), stuplav (S, T), tjäder (T, §4) och smålom (§4). Se Figur 1.</w:t>
       </w:r>
     </w:p>
     <w:p>
@@ -325,7 +325,7 @@
     </w:p>
     <w:p>
       <w:r>
-        <w:t>I det avverkningsanmälda området finns 15 fyndplatser för knärot registrerade på Artportalen. Figur 2 visar gränserna för buffertzoner på 50 m, som behöver lämnas kring fyndplatserna för att knärotslokalerna inte ska försvinna vid en avverkning. Av det avverkningsanmälda området överlappar 2.08 ha med buffertzonerna och får av detta skäl inte avverkas.</w:t>
+        <w:t>I det avverkningsanmälda området finns 33 fyndplatser för knärot registrerade på Artportalen. Figur 2 visar gränserna för buffertzoner på 50 m, som behöver lämnas kring fyndplatserna för att knärotslokalerna inte ska försvinna vid en avverkning. Av det avverkningsanmälda området överlappar 3.10 ha med buffertzonerna och får av detta skäl inte avverkas.</w:t>
       </w:r>
     </w:p>
     <w:p>
@@ -381,6 +381,28 @@
         <w:rPr>
           <w:b/>
         </w:rPr>
+        <w:t>Blanksvart spiklav (NT)</w:t>
+      </w:r>
+      <w:r>
+        <w:t xml:space="preserve"> förekommer på torr, hård, gammal kärnved men även på äldre ytved av tall i naturskogsartade bestånd med begränsad brandpåverkan och ostörd hydrologi. Skogsbruksåtgärder på eller i närheten av lokaler med blanksvart spiklav utgör ett hot. Naturskogsartade öppna tall- och barrblandskogar med blanksvart spiklav indikerar höga biologiska värden och bör bevaras (SLU Artdatabanken, 2024).</w:t>
+      </w:r>
+    </w:p>
+    <w:p>
+      <w:r>
+        <w:rPr>
+          <w:b/>
+        </w:rPr>
+        <w:t>Blågrå svartspik (NT)</w:t>
+      </w:r>
+      <w:r>
+        <w:t xml:space="preserve"> växer på torr, hård ved av gamla, solbelysta torrakor, högstubbar av tall och grova döda grenar på levande tallar i öppna bestånd av naturskogskaraktär. Nästan alltid rör det sig om tjärrika torrträd och högstubbar (töreved, keloträd) som kan vara en bra bit över hundra år, i vissa fall sannolikt hundratals år gamla. Skogsbruk är idag det allvarligaste hotet. Ett långsiktigt hot är att nybildningen av gamla torrakor och högstubbar är en långsam process vilken ofta är beroende av skogsbrand. Nytt substrat bildas numera sannolikt nästan inte alls då antalet naturliga skogsbränder har minskat drastiskt på grund av effektivare brandbekämpning. Döda träd som lämnas efter avverkning är inte lämpliga för arten, eftersom dessa träd inte varit utsatta för skogsbrand och bildat tjärrik ved. Skogsbruksåtgärder på eller i närheten av växtplatserna bör undvikas. Naturskogsartade skogar med förekomst av arten indikerar höga biologiska värden och bör bevaras. Blågrå svartspik har en mycket begränsad utbredning utanför de nordiska länderna varför dessa länder har ett speciellt ansvar för arten (SLU Artdatabanken, 2024).</w:t>
+      </w:r>
+    </w:p>
+    <w:p>
+      <w:r>
+        <w:rPr>
+          <w:b/>
+        </w:rPr>
         <w:t>Dropptaggsvamp (NT)</w:t>
       </w:r>
       <w:r>
@@ -401,6 +423,26 @@
         <w:rPr>
           <w:b/>
         </w:rPr>
+        <w:t>Dvärgbägarlav (NT)</w:t>
+      </w:r>
+      <w:r>
+        <w:t xml:space="preserve"> förekommer över hela Sverige på gammal hård ved, huvudsakligen på tall men i södra Sverige även på ek. Veden utgörs framförallt av grova stubbar, lågor och grenar. Substratet har blivit sällsyntare och nybildning av substrat sker bara i begränsad omfattning. Arten hotas av att grova lågor blir allt sällsyntare i dagens kulturskogar samt att nybildningen av lämpliga substrat går mycket långsamt. En riklig tillgång på gamla tall- eller eklågor måste säkerställas på artens lokaler. Dvärgbägarlav är typisk art för </w:t>
+      </w:r>
+      <w:r>
+        <w:rPr>
+          <w:i/>
+        </w:rPr>
+        <w:t>9010 Taiga</w:t>
+      </w:r>
+      <w:r>
+        <w:t xml:space="preserve"> (SLU Artdatabanken, 2024; Nitare &amp; Skogsstyrelsen, 2019).</w:t>
+      </w:r>
+    </w:p>
+    <w:p>
+      <w:r>
+        <w:rPr>
+          <w:b/>
+        </w:rPr>
         <w:t>Knottrig blåslav (NT)</w:t>
       </w:r>
       <w:r>
@@ -483,6 +525,37 @@
         <w:rPr>
           <w:b/>
         </w:rPr>
+        <w:t>Nordtagging (NT)</w:t>
+      </w:r>
+      <w:r>
+        <w:t xml:space="preserve"> växer främst på tallågor av grövre dimensioner och påträffas huvudsakligen i äldre skog som inte kalavverkats. Nordtaggingen missgynnas av att områden med äldre tallskog har minskat starkt. Bekämpning av skogsbränder, samtidigt som skogsbruket omvandlar naturligt glesa tallbestånd till likartade och betydligt tätare bestånd, har missgynnat arten. Bristen på gamla tallågor utgör på sikt ett allvarligt hot och återskapandet av lämpliga biotoper tar mycket lång tid. Områden med olikåldriga bestånd av tall och med stort inslag av äldre träd bör undantas från skoglig produktion (SLU Artdatabanken, 2024).</w:t>
+      </w:r>
+    </w:p>
+    <w:p>
+      <w:r>
+        <w:rPr>
+          <w:b/>
+        </w:rPr>
+        <w:t>Skuggblåslav (NT)</w:t>
+      </w:r>
+      <w:r>
+        <w:t xml:space="preserve"> växer på silikatsten eller gamla träd i äldre naturskogar med hög luftfuktighet. Den påverkas negativt av brist på kontinuitetsskog och minskningstakten för arten bedöms vara nära gränsvärdet för sårbar (VU). Skuggblåslav är typisk art för </w:t>
+      </w:r>
+      <w:r>
+        <w:rPr>
+          <w:i/>
+        </w:rPr>
+        <w:t xml:space="preserve">9010 Taiga </w:t>
+      </w:r>
+      <w:r>
+        <w:t>(Nitare &amp; Skogsstyrelsen, 2019; SLU Artdatabanken, 2026).</w:t>
+      </w:r>
+    </w:p>
+    <w:p>
+      <w:r>
+        <w:rPr>
+          <w:b/>
+        </w:rPr>
         <w:t>Talltita (NT, §4)</w:t>
       </w:r>
       <w:r>
@@ -494,6 +567,115 @@
         <w:rPr>
           <w:b/>
         </w:rPr>
+        <w:t>Tretåig hackspett (NT, §4)</w:t>
+      </w:r>
+      <w:r>
+        <w:t xml:space="preserve"> är rödlistad som nära hotad och ingår i bilaga 1 i EU:s fågeldirektiv. Tretåig hackspett är för sin överlevnad beroende av kontinuerlig tillförsel av äldre döende och död ved, som sker genom naturliga självgallringsprocesser i äldre grannaturskogar och barrblandade naturskogar. Om en skog genom skogsbruk gallras eller glesas ur så upphör och uteblir i stort sett den naturliga självgallringsprocessen för mycket lång tid framöver vilket omöjliggör upprätthållandet av den kontinuerliga ekologiska funktionen i ett område. Det finns studier som visar att naturskogens självgallringsprocess som den tretåiga hackspetten är beroende av, inte kan ersättas med efterlämnad hänsyn i skogsbruket (Imbeau &amp; Desrochers, 2002). Storleken på häckningsreviret varierar med skogstypen, förekomsten av död ved och graden av fragmentering, men är i allmänhet i storleksordningen 25–100 hektar. Vintertid krävs ofta betydligt större områden och det finns studier som antyder att arten behöver minst 100 hektar äldre skog. I områden med låg bonitet kan det behövas över 200 hektar lämpligt habitat för att ett par ska kunna reproducera sig. Områden med dokumenterad permanent förekomst i naturskogsmiljöer har vanligen så stora naturvärden att skogsbruk är olämpligt. Tretåig hackspett är typisk art för </w:t>
+      </w:r>
+      <w:r>
+        <w:rPr>
+          <w:i/>
+        </w:rPr>
+        <w:t xml:space="preserve">9010 Taiga, 9740 Skogsbevuxen myr, 9030 Landhöjningsskog </w:t>
+      </w:r>
+      <w:r>
+        <w:t xml:space="preserve">och </w:t>
+      </w:r>
+      <w:r>
+        <w:rPr>
+          <w:i/>
+        </w:rPr>
+        <w:t>9040 Fjällbjörkskog</w:t>
+      </w:r>
+      <w:r>
+        <w:t xml:space="preserve"> (Skogsstyrelsen, 2016; SLU Artdatabanken, 2024).</w:t>
+      </w:r>
+    </w:p>
+    <w:p>
+      <w:r>
+        <w:rPr>
+          <w:b/>
+        </w:rPr>
+        <w:t>Vedflamlav (NT)</w:t>
+      </w:r>
+      <w:r>
+        <w:t xml:space="preserve"> växer på gammal hård och torr, exponerad kärnved av tall, främst på högstubbar i ljusöppna lägen, t.ex. vid och på myrar, sjökanter, i glesa hällmarkskogar och i brandpräglade tallnaturskogar. Substratet nyskapas i begränsad omfattning och arten är en utmärkt indikator på höga naturvärden i denna skogstyp. Tall- och barrblandskogar med naturskogskaraktär och spår av bränder har ofta höga biologiska värden och bör skyddas. På vedflamlavens bål kan den sällsynta spiklaven/parasiten </w:t>
+      </w:r>
+      <w:r>
+        <w:rPr>
+          <w:i/>
+        </w:rPr>
+        <w:t>Calicium ramboldiicola</w:t>
+      </w:r>
+      <w:r>
+        <w:t xml:space="preserve"> (VU) påträffas (SLU Artdatabanken, 2026).</w:t>
+      </w:r>
+    </w:p>
+    <w:p>
+      <w:r>
+        <w:rPr>
+          <w:b/>
+        </w:rPr>
+        <w:t>Vedskivlav (NT)</w:t>
+      </w:r>
+      <w:r>
+        <w:t xml:space="preserve"> växer på gammal, torr, exponerad, hård kärnved av framförallt tall i naturskogsartade bestånd. Avverkning av tallskog av naturskogskaraktär med spår av återkommande bränder är ett hot. Mängden lämplig ved att växa på för vedskivlav minskar, dels på grund av naturlig nedbrytning men framförallt på grund av att de förstörs i samband med slutavverkningar, gallringar och markberedning. Tall- och blandbarrskogar av naturskogskaraktär med spår av återkommande bränder bör skyddas. Vedskivlav är typisk art för </w:t>
+      </w:r>
+      <w:r>
+        <w:rPr>
+          <w:i/>
+        </w:rPr>
+        <w:t>9010 Taiga</w:t>
+      </w:r>
+      <w:r>
+        <w:t xml:space="preserve"> (SLU Artdatabanken, 2024).</w:t>
+      </w:r>
+    </w:p>
+    <w:p>
+      <w:r>
+        <w:rPr>
+          <w:b/>
+        </w:rPr>
+        <w:t>Violettgrå tagellav (NT)</w:t>
+      </w:r>
+      <w:r>
+        <w:t xml:space="preserve"> växer nästan uteslutande i gamla olikåldriga barrnaturskogar med lång skoglig kontinuitet och är en utmärkt signal på skog med höga naturvärden. Slutavverkning av tidigare aldrig slutavverkad skog (kontinuitetsskog) är det största hotet. Biotopen nyskapas i begränsad omfattning och barrskog äldre än 160 år, där den violettgrå tagellaven huvudsakligen påträffas har minskat med 50% de senaste 50 åren. Lågproduktiv skogsmark där laven förekommer bör undantas från skogsbruk och rika förekomster i äldre granskog bör skyddas. Arten är känslig för uttorkning och det är väsentligt att tillräckligt stora bestånd avsätts. Violettgrå tagellav är typisk art för </w:t>
+      </w:r>
+      <w:r>
+        <w:rPr>
+          <w:i/>
+        </w:rPr>
+        <w:t>9010 Taiga</w:t>
+      </w:r>
+      <w:r>
+        <w:t xml:space="preserve"> (SLU Artdatabanken, 2024; Nitare &amp; Skogsstyrelsen, 2019).</w:t>
+      </w:r>
+    </w:p>
+    <w:p>
+      <w:r>
+        <w:rPr>
+          <w:b/>
+        </w:rPr>
+        <w:t>Korallrot (§8)</w:t>
+      </w:r>
+      <w:r>
+        <w:t xml:space="preserve"> växer i sumpskogar och annan fuktig eller växelfuktig skogsmark, exempelvis i alkärr och kärrkanter, fuktiga bäckdalar, raviner, myrlaggar, sumpiga strandskogar samt i fuktiga lundar. Den visar på mer eller mindre stabila förhållanden och intakt hydrologi och är känslig för avverkning, körskador, skogsgödsling och dikning. Korallrot är typisk art för </w:t>
+      </w:r>
+      <w:r>
+        <w:rPr>
+          <w:i/>
+        </w:rPr>
+        <w:t>9080 Lövsumpskog</w:t>
+      </w:r>
+      <w:r>
+        <w:t xml:space="preserve"> och fridlyst enligt 8 § artskyddsförordningen (SLU Artdatabanken, 2024; Nitare &amp; Skogsstyrelsen, 2019).</w:t>
+      </w:r>
+    </w:p>
+    <w:p>
+      <w:r>
+        <w:rPr>
+          <w:b/>
+        </w:rPr>
         <w:t>Mindre märgborre</w:t>
       </w:r>
       <w:r>
@@ -565,6 +747,64 @@
       </w:r>
       <w:r>
         <w:t>(Nitare &amp; Skogsstyrelsen, 2019; SLU Artdatabanken, 2025).</w:t>
+      </w:r>
+    </w:p>
+    <w:p>
+      <w:r>
+        <w:rPr>
+          <w:b/>
+        </w:rPr>
+        <w:t xml:space="preserve">Skinnlav </w:t>
+      </w:r>
+      <w:r>
+        <w:t xml:space="preserve">förekommer på diverse lövträd, främst på gammal asp och sälg. Den påträffas främst i områden med lång kontinuitet av grova lövträd och signalerar skogsmark med höga naturvärden. På lokalerna förekommer som regel ett flertal andra ovanliga eller rödlistade lavar. I likhet med gelélavarna, etablerar sig skinnlaven i skogsmark på grova aspar i sena lövsuccessioner. Skinnlav är typisk art för </w:t>
+      </w:r>
+      <w:r>
+        <w:rPr>
+          <w:i/>
+        </w:rPr>
+        <w:t xml:space="preserve">9010 Taiga, 9020 Nordlig ädellövskog </w:t>
+      </w:r>
+      <w:r>
+        <w:t xml:space="preserve">och </w:t>
+      </w:r>
+      <w:r>
+        <w:rPr>
+          <w:i/>
+        </w:rPr>
+        <w:t xml:space="preserve">9070 Trädklädd betesmark </w:t>
+      </w:r>
+      <w:r>
+        <w:t>(Nitare &amp; Skogsstyrelsen, 2019; SLU Artdatabanken, 2025).</w:t>
+      </w:r>
+    </w:p>
+    <w:p>
+      <w:r>
+        <w:rPr>
+          <w:b/>
+        </w:rPr>
+        <w:t>Spindelblomster (§8)</w:t>
+      </w:r>
+      <w:r>
+        <w:t xml:space="preserve"> växer i äldre mossrik granskog eller barrblandskog, men även i fjällbjörkskog. Arten indikerar långvarig trädkontinuitet och hög luftfuktighet och är mycket känslig för uttorkning och markskador. Spindelblomster har i många trakter minskat starkt under senare tid på grund av slutavverkningar och skogsmarksdikning. Spindelblomster är typisk art för </w:t>
+      </w:r>
+      <w:r>
+        <w:rPr>
+          <w:i/>
+        </w:rPr>
+        <w:t xml:space="preserve">9010 Taiga, 9050 Näringsrik granskog </w:t>
+      </w:r>
+      <w:r>
+        <w:t>och</w:t>
+      </w:r>
+      <w:r>
+        <w:rPr>
+          <w:i/>
+        </w:rPr>
+        <w:t xml:space="preserve"> 9040 Fjällbjörkskog</w:t>
+      </w:r>
+      <w:r>
+        <w:t xml:space="preserve"> (Nitare &amp; Skogsstyrelsen, 2019; SLU Artdatabanken, 2025).</w:t>
       </w:r>
     </w:p>
     <w:p>
@@ -737,10 +977,18 @@
         <w:rPr>
           <w:b/>
         </w:rPr>
-        <w:t xml:space="preserve">6.4.3 </w:t>
-      </w:r>
-      <w:r>
-        <w:t>Bevarandeåtgärder genomförs för de kända förekomster av rödlistade arter som påverkas av skogsbruk.</w:t>
+        <w:t xml:space="preserve">6.4.1 </w:t>
+      </w:r>
+      <w:r>
+        <w:t>Följande biotoper undantas från alla skogsbruksåtgärder, förutom åtgärder påkallade för att bevara eller främja biotopens naturliga eller hävdbetingade biologiska mångfald:</w:t>
+      </w:r>
+    </w:p>
+    <w:p>
+      <w:pPr>
+        <w:ind w:left="357"/>
+      </w:pPr>
+      <w:r>
+        <w:t>b) nyckelbiotoper enligt Skogsstyrelsens definition och metod (1995)</w:t>
       </w:r>
     </w:p>
     <w:p>
@@ -758,7 +1006,36 @@
         <w:rPr>
           <w:i/>
         </w:rPr>
-        <w:t>I det avverkningsanmälda skogsområdet har 13 naturvårdsarter varav 8 rödlistade arter sina livsmiljöer och växtplatser.</w:t>
+        <w:t>I det avverkningsanmälda skogsområdet har 25 rödlistade arter och signalarter påträffats. Detta ska jämföras med Skogsstyrelsens uppföljning 2017 av nyckelbiotoper som visade att man i genomsnitt hittar 20,6 olika rödlistade arter och signalarter i en nyckelbiotop (Wijk, S. 2017. Biologisk mångfald i nyckelbiotoper – Resultat från inventeringen “Uppföljning biologisk mångfald” 2009–2015. Rapport 4/2017 Skogsstyrelsen, Jönköping).</w:t>
+      </w:r>
+    </w:p>
+    <w:p>
+      <w:r>
+        <w:rPr>
+          <w:b/>
+        </w:rPr>
+        <w:t xml:space="preserve">6.4.3 </w:t>
+      </w:r>
+      <w:r>
+        <w:t>Bevarandeåtgärder genomförs för de kända förekomster av rödlistade arter som påverkas av skogsbruk.</w:t>
+      </w:r>
+    </w:p>
+    <w:p>
+      <w:pPr>
+        <w:pStyle w:val="ListBullet"/>
+      </w:pPr>
+      <w:r>
+        <w:rPr>
+          <w:b/>
+          <w:i/>
+        </w:rPr>
+        <w:t xml:space="preserve">Kommentar: </w:t>
+      </w:r>
+      <w:r>
+        <w:rPr>
+          <w:i/>
+        </w:rPr>
+        <w:t>I det avverkningsanmälda skogsområdet har 27 naturvårdsarter varav 18 rödlistade arter sina livsmiljöer och växtplatser.</w:t>
       </w:r>
     </w:p>
     <w:p>
@@ -1398,6 +1675,207 @@
       </w:r>
       <w:r>
         <w:t>SLU Artdatabanken, Uppsala</w:t>
+      </w:r>
+    </w:p>
+    <w:p>
+      <w:pPr>
+        <w:pStyle w:val="Heading1"/>
+      </w:pPr>
+      <w:r>
+        <w:t>Tretåig hackspett – ekologi samt krav på livsmiljön</w:t>
+      </w:r>
+    </w:p>
+    <w:p>
+      <w:r>
+        <w:t xml:space="preserve">Tretåig hackspett (NT) är fridlyst enligt §4 Artskyddsförordningen och finns med som prioriterad art i Skogsstyrelsen vägledning för skogsbruket (bilaga 4 till SVL). I vägledningen står bland annat att: </w:t>
+      </w:r>
+      <w:r>
+        <w:rPr>
+          <w:i/>
+        </w:rPr>
+        <w:t xml:space="preserve">“Tretåig hackspett har stora arealkrav och höga krav på sin livsmiljö. Omdaningen av naturskogar till kulturskogar medför en förlust av viktiga miljöer, något som förstärks av ökad fragmentering till följd av avverkningar.” </w:t>
+      </w:r>
+      <w:r>
+        <w:t xml:space="preserve">Vidare att: </w:t>
+      </w:r>
+      <w:r>
+        <w:rPr>
+          <w:i/>
+        </w:rPr>
+        <w:t>“Områden med dokumenterad permanent förekomst i naturskogsmiljöer har vanligen så stora naturvärden att skogsbruk är olämpligt”</w:t>
+      </w:r>
+      <w:r>
+        <w:t xml:space="preserve"> (SLU Artdatabanken, 2024; Skogsstyrelsen, 2016)</w:t>
+      </w:r>
+      <w:r>
+        <w:rPr>
+          <w:i/>
+        </w:rPr>
+        <w:t>.</w:t>
+      </w:r>
+    </w:p>
+    <w:p>
+      <w:r>
+        <w:t>Tretåig hackspett är beroende av större sammanhängande naturskogar med kontinuerlig tillgång och nybildning av död ved och fragmentering av livsmiljöerna utgör ett stort hot mot arten (se exempelvis Stachura-Skierczynska et al., 2009; Wesolowski et al., 2005; Butler et al., 2004; Pakkala et al., 2002; Amcoff et al., 1996; Virkkala, 1991). Det finns studier som visar att naturskogens självgallringsprocess som den tretåiga hackspetten är beroende av, inte kan ersättas med efterlämnad hänsyn i skogsbruket (Imbeau &amp; Desrochers, 2002).</w:t>
+      </w:r>
+    </w:p>
+    <w:p>
+      <w:r>
+        <w:t>Permanenta revir av tretåig hackspett karaktäriseras ofta av artens typiska ringformigt ordnade hackmärken på framför allt gamla granar. För att säkerställa att inte revir av tretåig hackspett drabbas av avverkningsplanerna bör en inventering göras i området både under häckningstid och under vintern, då arten utnyttjar betydligt större områden än under sommarens häckningsrevir. Storleken på häckningsreviret varierar med skogstypen, förekomsten av död ved och graden av fragmentering, men är i allmänhet i storleksordningen 25–100 hektar (SLU Artdatabanken, 2024; Skogsstyrelsen, 2016).</w:t>
+      </w:r>
+    </w:p>
+    <w:p>
+      <w:r>
+        <w:t xml:space="preserve">Förutom fridlysning enligt §4 Artskyddsförordningen är tretåig hackspett även förtecknad i EU:s fågeldirektiv bilaga 1. Den är typisk art för </w:t>
+      </w:r>
+      <w:r>
+        <w:rPr>
+          <w:i/>
+        </w:rPr>
+        <w:t xml:space="preserve">9010 Taiga, 9740 Skogsbevuxen myr, 9030 Landhöjningsskog </w:t>
+      </w:r>
+      <w:r>
+        <w:t xml:space="preserve">och </w:t>
+      </w:r>
+      <w:r>
+        <w:rPr>
+          <w:i/>
+        </w:rPr>
+        <w:t>9040 Fjällbjörkskog</w:t>
+      </w:r>
+      <w:r>
+        <w:t xml:space="preserve"> samt ingår i Natura 2000 och är förtecknad i Bernkonventionen bilaga II (strikt skyddade djurarter) (SLU Artdatabanken, 2024; Skogsstyrelsen, 2016).</w:t>
+      </w:r>
+    </w:p>
+    <w:p>
+      <w:pPr>
+        <w:pStyle w:val="Heading2"/>
+      </w:pPr>
+      <w:r>
+        <w:t>Referenser – tretåig hackspett</w:t>
+      </w:r>
+    </w:p>
+    <w:p>
+      <w:r>
+        <w:t xml:space="preserve">Amcoff, M. &amp; Eriksson, P. 1996. </w:t>
+      </w:r>
+      <w:r>
+        <w:rPr>
+          <w:i/>
+        </w:rPr>
+        <w:t xml:space="preserve">Förekomst av tretåig hackspett Picoides tridactylus på bestånds- och landskapsnivå. </w:t>
+      </w:r>
+      <w:r>
+        <w:t>Ornis Svecica 6: 107–119.</w:t>
+      </w:r>
+    </w:p>
+    <w:p>
+      <w:r>
+        <w:t xml:space="preserve">Butler, R., Angelstam, P., Ekelund, P. &amp; Schlaeffer, R. 2004. </w:t>
+      </w:r>
+      <w:r>
+        <w:rPr>
+          <w:i/>
+        </w:rPr>
+        <w:t xml:space="preserve">Dead wood threshold values for the three-toed woodpecker presence in boreal and sub-Alpine forest. </w:t>
+      </w:r>
+      <w:r>
+        <w:t>Biological conservation 119(3): 305–318.</w:t>
+      </w:r>
+    </w:p>
+    <w:p>
+      <w:r>
+        <w:t xml:space="preserve">Imbeau, L. &amp; Desrochers, A. 2002. </w:t>
+      </w:r>
+      <w:r>
+        <w:rPr>
+          <w:i/>
+        </w:rPr>
+        <w:t xml:space="preserve">Foraging Ecology and Use of Drumming Trees by Three-Toed Woodpeckers. </w:t>
+      </w:r>
+      <w:r>
+        <w:t>The Journal of Wildlife Management. Vol. 66, No. 1 (Jan., 2002), pp. 222–231.</w:t>
+      </w:r>
+    </w:p>
+    <w:p>
+      <w:r>
+        <w:t xml:space="preserve">Pakkala, T., Hanski, I. &amp; Tomppo, E. 2002. </w:t>
+      </w:r>
+      <w:r>
+        <w:rPr>
+          <w:i/>
+        </w:rPr>
+        <w:t xml:space="preserve">Spatial ecology of the three-toed woodpecker in managed forest landscapes. </w:t>
+      </w:r>
+      <w:r>
+        <w:t>Silva Fennica 36(1): 279–288.</w:t>
+      </w:r>
+    </w:p>
+    <w:p>
+      <w:r>
+        <w:t xml:space="preserve">Skogsstyrelsen, 2016. </w:t>
+      </w:r>
+      <w:r>
+        <w:rPr>
+          <w:i/>
+        </w:rPr>
+        <w:t>Vägledning för hänsyn till fåglar – Tretåig hackspett.</w:t>
+      </w:r>
+    </w:p>
+    <w:p>
+      <w:r>
+        <w:t xml:space="preserve">SLU Artdatabanken, 2024. </w:t>
+      </w:r>
+      <w:r>
+        <w:rPr>
+          <w:i/>
+        </w:rPr>
+        <w:t xml:space="preserve">Artfaktablad. Naturvård – artfakta. </w:t>
+      </w:r>
+      <w:r>
+        <w:t>SLU Artdatabanken, Uppsala.</w:t>
+      </w:r>
+    </w:p>
+    <w:p>
+      <w:r>
+        <w:t xml:space="preserve">Stachura-Skierczynska, K., Tumiel, T. &amp; Skierczynski, M. 2009. </w:t>
+      </w:r>
+      <w:r>
+        <w:rPr>
+          <w:i/>
+        </w:rPr>
+        <w:t xml:space="preserve">Habitat prediction model for three-toed woodpecker and its implications for the conservation of biologically valuable forests. </w:t>
+      </w:r>
+      <w:r>
+        <w:t>Forest Ecology and Management 258(5): 697–703.</w:t>
+      </w:r>
+    </w:p>
+    <w:p>
+      <w:r>
+        <w:t xml:space="preserve">Virkkala, R. 1991. </w:t>
+      </w:r>
+      <w:r>
+        <w:rPr>
+          <w:i/>
+        </w:rPr>
+        <w:t xml:space="preserve">Population trends of forest birds in a Finnish Lapland landscape of large habitat blocks – Consequences of stochastic environmental variation or regional habitat alteration. </w:t>
+      </w:r>
+      <w:r>
+        <w:t>Biological conservation 56(2): 223–240.</w:t>
+      </w:r>
+    </w:p>
+    <w:p>
+      <w:r>
+        <w:t xml:space="preserve">Wesolowski, T., Czeszczewik, D. &amp; Rowinski, P. 2005. </w:t>
+      </w:r>
+      <w:r>
+        <w:rPr>
+          <w:i/>
+        </w:rPr>
+        <w:t xml:space="preserve">Effects of forest management on Three-toed Woodpecker Picoides tridactylus distribution in the Bialowieza Forest (NE Poland): conservation implications. </w:t>
+      </w:r>
+      <w:r>
+        <w:t>Acta Ornithologica 40(1): 53–60.</w:t>
       </w:r>
     </w:p>
     <w:p>
@@ -1791,7 +2269,7 @@
     <w:r>
       <w:tab/>
       <w:tab/>
-      <w:t>2026-08-05</w:t>
+      <w:t>2026-08-07</w:t>
       <w:br/>
       <w:br/>
     </w:r>

--- a/klagomål/A 28376-2026 FSC-klagomål.docx
+++ b/klagomål/A 28376-2026 FSC-klagomål.docx
@@ -2269,7 +2269,7 @@
     <w:r>
       <w:tab/>
       <w:tab/>
-      <w:t>2026-08-07</w:t>
+      <w:t>2026-08-08</w:t>
       <w:br/>
       <w:br/>
     </w:r>

--- a/klagomål/A 28376-2026 FSC-klagomål.docx
+++ b/klagomål/A 28376-2026 FSC-klagomål.docx
@@ -178,7 +178,7 @@
       <w:r>
         <w:drawing>
           <wp:inline xmlns:a="http://schemas.openxmlformats.org/drawingml/2006/main" xmlns:pic="http://schemas.openxmlformats.org/drawingml/2006/picture">
-            <wp:extent cx="5486400" cy="5131927"/>
+            <wp:extent cx="5486400" cy="5014266"/>
             <wp:docPr id="1" name="Picture 1"/>
             <wp:cNvGraphicFramePr>
               <a:graphicFrameLocks noChangeAspect="1"/>
@@ -199,7 +199,7 @@
                   <pic:spPr>
                     <a:xfrm>
                       <a:off x="0" y="0"/>
-                      <a:ext cx="5486400" cy="5131927"/>
+                      <a:ext cx="5486400" cy="5014266"/>
                     </a:xfrm>
                     <a:prstGeom prst="rect"/>
                   </pic:spPr>
@@ -216,12 +216,12 @@
         <w:spacing w:after="240"/>
       </w:pPr>
       <w:r>
-        <w:t>Figur 1. Fyndplatser för naturvårdsarter i och inom 4 meter från avverkningsanmälan. Markörer utan svart kant är placerade på fyndplatsen. Markörer med svart kant är placerade vid sidan av fyndplatsen har ett svart streck som visar fyndplatsens exakta position. Kartans mittpunktskoordinat är N 6859755, E 468953 i SWEREF 99 TM.</w:t>
-      </w:r>
-    </w:p>
-    <w:p>
-      <w:r>
-        <w:t>I och inom 4 meter från avverkningsanmälan finns fynd av 13 naturvårdsarter, varav 8 är rödlistade, 4 är fridlysta, 11 är typiska (T) och 4 är signalarter (S): garnlav (VU, T), knärot (VU, T, §8), dropptaggsvamp (NT, T), knottrig blåslav (NT, T), kolflarnlav (NT, T), lavskrika (NT, T, §4), mörk kolflarnlav (NT), talltita (NT, §4), mindre märgborre (S, T), norrlandslav (S, T), nästlav (S, T), stuplav (S, T) och tjäder (T, §4). Se Figur 1.</w:t>
+        <w:t>Figur 1. Fyndplatser för naturvårdsarter i och inom 4 meter från avverkningsanmälan. Markörer utan svart kant är placerade på fyndplatsen. Markörer med svart kant är placerade vid sidan av fyndplatsen och har ett svart streck som visar fyndplatsens exakta position. Kartans mittpunktskoordinat är N 6859755, E 468953 i SWEREF 99 TM.</w:t>
+      </w:r>
+    </w:p>
+    <w:p>
+      <w:r>
+        <w:t>I och inom 4 meter från avverkningsanmälan finns fynd av 27 naturvårdsarter, varav 18 är rödlistade, 9 är fridlysta, 19 är typiska (T) och 7 är signalarter (S): garnlav (VU, T), knärot (VU, T, §8), blanksvart spiklav (NT), blågrå svartspik (NT), dropptaggsvamp (NT, T), dvärgbägarlav (NT, T), knottrig blåslav (NT, T), kolflarnlav (NT, T), lavskrika (NT, T, §4), mörk kolflarnlav (NT), nordtagging (NT), rödvingetrast (NT, §4), skuggblåslav (NT, T), talltita (NT, §4), tretåig hackspett (NT, T, §4), vedflamlav (NT), vedskivlav (NT, T), violettgrå tagellav (NT, T), korallrot (S, T, §8), mindre märgborre (S, T), norrlandslav (S, T), nästlav (S, T), skinnlav (S, T), spindelblomster (S, T, §8), stuplav (S, T), tjäder (T, §4) och smålom (§4). Se Figur 1.</w:t>
       </w:r>
     </w:p>
     <w:p>
@@ -325,7 +325,7 @@
     </w:p>
     <w:p>
       <w:r>
-        <w:t>I det avverkningsanmälda området finns 15 fyndplatser för knärot registrerade på Artportalen. Figur 2 visar gränserna för buffertzoner på 50 m, som behöver lämnas kring fyndplatserna för att knärotslokalerna inte ska försvinna vid en avverkning. Av det avverkningsanmälda området överlappar 2.08 ha med buffertzonerna och får av detta skäl inte avverkas.</w:t>
+        <w:t>I det avverkningsanmälda området finns 33 fyndplatser för knärot registrerade på Artportalen. Figur 2 visar gränserna för buffertzoner på 50 m, som behöver lämnas kring fyndplatserna för att knärotslokalerna inte ska försvinna vid en avverkning. Av det avverkningsanmälda området överlappar 3.10 ha med buffertzonerna och får av detta skäl inte avverkas.</w:t>
       </w:r>
     </w:p>
     <w:p>
@@ -381,6 +381,28 @@
         <w:rPr>
           <w:b/>
         </w:rPr>
+        <w:t>Blanksvart spiklav (NT)</w:t>
+      </w:r>
+      <w:r>
+        <w:t xml:space="preserve"> förekommer på torr, hård, gammal kärnved men även på äldre ytved av tall i naturskogsartade bestånd med begränsad brandpåverkan och ostörd hydrologi. Skogsbruksåtgärder på eller i närheten av lokaler med blanksvart spiklav utgör ett hot. Naturskogsartade öppna tall- och barrblandskogar med blanksvart spiklav indikerar höga biologiska värden och bör bevaras (SLU Artdatabanken, 2024).</w:t>
+      </w:r>
+    </w:p>
+    <w:p>
+      <w:r>
+        <w:rPr>
+          <w:b/>
+        </w:rPr>
+        <w:t>Blågrå svartspik (NT)</w:t>
+      </w:r>
+      <w:r>
+        <w:t xml:space="preserve"> växer på torr, hård ved av gamla, solbelysta torrakor, högstubbar av tall och grova döda grenar på levande tallar i öppna bestånd av naturskogskaraktär. Nästan alltid rör det sig om tjärrika torrträd och högstubbar (töreved, keloträd) som kan vara en bra bit över hundra år, i vissa fall sannolikt hundratals år gamla. Skogsbruk är idag det allvarligaste hotet. Ett långsiktigt hot är att nybildningen av gamla torrakor och högstubbar är en långsam process vilken ofta är beroende av skogsbrand. Nytt substrat bildas numera sannolikt nästan inte alls då antalet naturliga skogsbränder har minskat drastiskt på grund av effektivare brandbekämpning. Döda träd som lämnas efter avverkning är inte lämpliga för arten, eftersom dessa träd inte varit utsatta för skogsbrand och bildat tjärrik ved. Skogsbruksåtgärder på eller i närheten av växtplatserna bör undvikas. Naturskogsartade skogar med förekomst av arten indikerar höga biologiska värden och bör bevaras. Blågrå svartspik har en mycket begränsad utbredning utanför de nordiska länderna varför dessa länder har ett speciellt ansvar för arten (SLU Artdatabanken, 2024).</w:t>
+      </w:r>
+    </w:p>
+    <w:p>
+      <w:r>
+        <w:rPr>
+          <w:b/>
+        </w:rPr>
         <w:t>Dropptaggsvamp (NT)</w:t>
       </w:r>
       <w:r>
@@ -401,6 +423,26 @@
         <w:rPr>
           <w:b/>
         </w:rPr>
+        <w:t>Dvärgbägarlav (NT)</w:t>
+      </w:r>
+      <w:r>
+        <w:t xml:space="preserve"> förekommer över hela Sverige på gammal hård ved, huvudsakligen på tall men i södra Sverige även på ek. Veden utgörs framförallt av grova stubbar, lågor och grenar. Substratet har blivit sällsyntare och nybildning av substrat sker bara i begränsad omfattning. Arten hotas av att grova lågor blir allt sällsyntare i dagens kulturskogar samt att nybildningen av lämpliga substrat går mycket långsamt. En riklig tillgång på gamla tall- eller eklågor måste säkerställas på artens lokaler. Dvärgbägarlav är typisk art för </w:t>
+      </w:r>
+      <w:r>
+        <w:rPr>
+          <w:i/>
+        </w:rPr>
+        <w:t>9010 Taiga</w:t>
+      </w:r>
+      <w:r>
+        <w:t xml:space="preserve"> (SLU Artdatabanken, 2024; Nitare &amp; Skogsstyrelsen, 2019).</w:t>
+      </w:r>
+    </w:p>
+    <w:p>
+      <w:r>
+        <w:rPr>
+          <w:b/>
+        </w:rPr>
         <w:t>Knottrig blåslav (NT)</w:t>
       </w:r>
       <w:r>
@@ -483,6 +525,37 @@
         <w:rPr>
           <w:b/>
         </w:rPr>
+        <w:t>Nordtagging (NT)</w:t>
+      </w:r>
+      <w:r>
+        <w:t xml:space="preserve"> växer främst på tallågor av grövre dimensioner och påträffas huvudsakligen i äldre skog som inte kalavverkats. Nordtaggingen missgynnas av att områden med äldre tallskog har minskat starkt. Bekämpning av skogsbränder, samtidigt som skogsbruket omvandlar naturligt glesa tallbestånd till likartade och betydligt tätare bestånd, har missgynnat arten. Bristen på gamla tallågor utgör på sikt ett allvarligt hot och återskapandet av lämpliga biotoper tar mycket lång tid. Områden med olikåldriga bestånd av tall och med stort inslag av äldre träd bör undantas från skoglig produktion (SLU Artdatabanken, 2024).</w:t>
+      </w:r>
+    </w:p>
+    <w:p>
+      <w:r>
+        <w:rPr>
+          <w:b/>
+        </w:rPr>
+        <w:t>Skuggblåslav (NT)</w:t>
+      </w:r>
+      <w:r>
+        <w:t xml:space="preserve"> växer på silikatsten eller gamla träd i äldre naturskogar med hög luftfuktighet. Den påverkas negativt av brist på kontinuitetsskog och minskningstakten för arten bedöms vara nära gränsvärdet för sårbar (VU). Skuggblåslav är typisk art för </w:t>
+      </w:r>
+      <w:r>
+        <w:rPr>
+          <w:i/>
+        </w:rPr>
+        <w:t xml:space="preserve">9010 Taiga </w:t>
+      </w:r>
+      <w:r>
+        <w:t>(Nitare &amp; Skogsstyrelsen, 2019; SLU Artdatabanken, 2026).</w:t>
+      </w:r>
+    </w:p>
+    <w:p>
+      <w:r>
+        <w:rPr>
+          <w:b/>
+        </w:rPr>
         <w:t>Talltita (NT, §4)</w:t>
       </w:r>
       <w:r>
@@ -494,6 +567,115 @@
         <w:rPr>
           <w:b/>
         </w:rPr>
+        <w:t>Tretåig hackspett (NT, §4)</w:t>
+      </w:r>
+      <w:r>
+        <w:t xml:space="preserve"> är rödlistad som nära hotad och ingår i bilaga 1 i EU:s fågeldirektiv. Tretåig hackspett är för sin överlevnad beroende av kontinuerlig tillförsel av äldre döende och död ved, som sker genom naturliga självgallringsprocesser i äldre grannaturskogar och barrblandade naturskogar. Om en skog genom skogsbruk gallras eller glesas ur så upphör och uteblir i stort sett den naturliga självgallringsprocessen för mycket lång tid framöver vilket omöjliggör upprätthållandet av den kontinuerliga ekologiska funktionen i ett område. Det finns studier som visar att naturskogens självgallringsprocess som den tretåiga hackspetten är beroende av, inte kan ersättas med efterlämnad hänsyn i skogsbruket (Imbeau &amp; Desrochers, 2002). Storleken på häckningsreviret varierar med skogstypen, förekomsten av död ved och graden av fragmentering, men är i allmänhet i storleksordningen 25–100 hektar. Vintertid krävs ofta betydligt större områden och det finns studier som antyder att arten behöver minst 100 hektar äldre skog. I områden med låg bonitet kan det behövas över 200 hektar lämpligt habitat för att ett par ska kunna reproducera sig. Områden med dokumenterad permanent förekomst i naturskogsmiljöer har vanligen så stora naturvärden att skogsbruk är olämpligt. Tretåig hackspett är typisk art för </w:t>
+      </w:r>
+      <w:r>
+        <w:rPr>
+          <w:i/>
+        </w:rPr>
+        <w:t xml:space="preserve">9010 Taiga, 9740 Skogsbevuxen myr, 9030 Landhöjningsskog </w:t>
+      </w:r>
+      <w:r>
+        <w:t xml:space="preserve">och </w:t>
+      </w:r>
+      <w:r>
+        <w:rPr>
+          <w:i/>
+        </w:rPr>
+        <w:t>9040 Fjällbjörkskog</w:t>
+      </w:r>
+      <w:r>
+        <w:t xml:space="preserve"> (Skogsstyrelsen, 2016; SLU Artdatabanken, 2024).</w:t>
+      </w:r>
+    </w:p>
+    <w:p>
+      <w:r>
+        <w:rPr>
+          <w:b/>
+        </w:rPr>
+        <w:t>Vedflamlav (NT)</w:t>
+      </w:r>
+      <w:r>
+        <w:t xml:space="preserve"> växer på gammal hård och torr, exponerad kärnved av tall, främst på högstubbar i ljusöppna lägen, t.ex. vid och på myrar, sjökanter, i glesa hällmarkskogar och i brandpräglade tallnaturskogar. Substratet nyskapas i begränsad omfattning och arten är en utmärkt indikator på höga naturvärden i denna skogstyp. Tall- och barrblandskogar med naturskogskaraktär och spår av bränder har ofta höga biologiska värden och bör skyddas. På vedflamlavens bål kan den sällsynta spiklaven/parasiten </w:t>
+      </w:r>
+      <w:r>
+        <w:rPr>
+          <w:i/>
+        </w:rPr>
+        <w:t>Calicium ramboldiicola</w:t>
+      </w:r>
+      <w:r>
+        <w:t xml:space="preserve"> (VU) påträffas (SLU Artdatabanken, 2026).</w:t>
+      </w:r>
+    </w:p>
+    <w:p>
+      <w:r>
+        <w:rPr>
+          <w:b/>
+        </w:rPr>
+        <w:t>Vedskivlav (NT)</w:t>
+      </w:r>
+      <w:r>
+        <w:t xml:space="preserve"> växer på gammal, torr, exponerad, hård kärnved av framförallt tall i naturskogsartade bestånd. Avverkning av tallskog av naturskogskaraktär med spår av återkommande bränder är ett hot. Mängden lämplig ved att växa på för vedskivlav minskar, dels på grund av naturlig nedbrytning men framförallt på grund av att de förstörs i samband med slutavverkningar, gallringar och markberedning. Tall- och blandbarrskogar av naturskogskaraktär med spår av återkommande bränder bör skyddas. Vedskivlav är typisk art för </w:t>
+      </w:r>
+      <w:r>
+        <w:rPr>
+          <w:i/>
+        </w:rPr>
+        <w:t>9010 Taiga</w:t>
+      </w:r>
+      <w:r>
+        <w:t xml:space="preserve"> (SLU Artdatabanken, 2024).</w:t>
+      </w:r>
+    </w:p>
+    <w:p>
+      <w:r>
+        <w:rPr>
+          <w:b/>
+        </w:rPr>
+        <w:t>Violettgrå tagellav (NT)</w:t>
+      </w:r>
+      <w:r>
+        <w:t xml:space="preserve"> växer nästan uteslutande i gamla olikåldriga barrnaturskogar med lång skoglig kontinuitet och är en utmärkt signal på skog med höga naturvärden. Slutavverkning av tidigare aldrig slutavverkad skog (kontinuitetsskog) är det största hotet. Biotopen nyskapas i begränsad omfattning och barrskog äldre än 160 år, där den violettgrå tagellaven huvudsakligen påträffas har minskat med 50% de senaste 50 åren. Lågproduktiv skogsmark där laven förekommer bör undantas från skogsbruk och rika förekomster i äldre granskog bör skyddas. Arten är känslig för uttorkning och det är väsentligt att tillräckligt stora bestånd avsätts. Violettgrå tagellav är typisk art för </w:t>
+      </w:r>
+      <w:r>
+        <w:rPr>
+          <w:i/>
+        </w:rPr>
+        <w:t>9010 Taiga</w:t>
+      </w:r>
+      <w:r>
+        <w:t xml:space="preserve"> (SLU Artdatabanken, 2024; Nitare &amp; Skogsstyrelsen, 2019).</w:t>
+      </w:r>
+    </w:p>
+    <w:p>
+      <w:r>
+        <w:rPr>
+          <w:b/>
+        </w:rPr>
+        <w:t>Korallrot (§8)</w:t>
+      </w:r>
+      <w:r>
+        <w:t xml:space="preserve"> växer i sumpskogar och annan fuktig eller växelfuktig skogsmark, exempelvis i alkärr och kärrkanter, fuktiga bäckdalar, raviner, myrlaggar, sumpiga strandskogar samt i fuktiga lundar. Den visar på mer eller mindre stabila förhållanden och intakt hydrologi och är känslig för avverkning, körskador, skogsgödsling och dikning. Korallrot är typisk art för </w:t>
+      </w:r>
+      <w:r>
+        <w:rPr>
+          <w:i/>
+        </w:rPr>
+        <w:t>9080 Lövsumpskog</w:t>
+      </w:r>
+      <w:r>
+        <w:t xml:space="preserve"> och fridlyst enligt 8 § artskyddsförordningen (SLU Artdatabanken, 2024; Nitare &amp; Skogsstyrelsen, 2019).</w:t>
+      </w:r>
+    </w:p>
+    <w:p>
+      <w:r>
+        <w:rPr>
+          <w:b/>
+        </w:rPr>
         <w:t>Mindre märgborre</w:t>
       </w:r>
       <w:r>
@@ -565,6 +747,64 @@
       </w:r>
       <w:r>
         <w:t>(Nitare &amp; Skogsstyrelsen, 2019; SLU Artdatabanken, 2025).</w:t>
+      </w:r>
+    </w:p>
+    <w:p>
+      <w:r>
+        <w:rPr>
+          <w:b/>
+        </w:rPr>
+        <w:t xml:space="preserve">Skinnlav </w:t>
+      </w:r>
+      <w:r>
+        <w:t xml:space="preserve">förekommer på diverse lövträd, främst på gammal asp och sälg. Den påträffas främst i områden med lång kontinuitet av grova lövträd och signalerar skogsmark med höga naturvärden. På lokalerna förekommer som regel ett flertal andra ovanliga eller rödlistade lavar. I likhet med gelélavarna, etablerar sig skinnlaven i skogsmark på grova aspar i sena lövsuccessioner. Skinnlav är typisk art för </w:t>
+      </w:r>
+      <w:r>
+        <w:rPr>
+          <w:i/>
+        </w:rPr>
+        <w:t xml:space="preserve">9010 Taiga, 9020 Nordlig ädellövskog </w:t>
+      </w:r>
+      <w:r>
+        <w:t xml:space="preserve">och </w:t>
+      </w:r>
+      <w:r>
+        <w:rPr>
+          <w:i/>
+        </w:rPr>
+        <w:t xml:space="preserve">9070 Trädklädd betesmark </w:t>
+      </w:r>
+      <w:r>
+        <w:t>(Nitare &amp; Skogsstyrelsen, 2019; SLU Artdatabanken, 2025).</w:t>
+      </w:r>
+    </w:p>
+    <w:p>
+      <w:r>
+        <w:rPr>
+          <w:b/>
+        </w:rPr>
+        <w:t>Spindelblomster (§8)</w:t>
+      </w:r>
+      <w:r>
+        <w:t xml:space="preserve"> växer i äldre mossrik granskog eller barrblandskog, men även i fjällbjörkskog. Arten indikerar långvarig trädkontinuitet och hög luftfuktighet och är mycket känslig för uttorkning och markskador. Spindelblomster har i många trakter minskat starkt under senare tid på grund av slutavverkningar och skogsmarksdikning. Spindelblomster är typisk art för </w:t>
+      </w:r>
+      <w:r>
+        <w:rPr>
+          <w:i/>
+        </w:rPr>
+        <w:t xml:space="preserve">9010 Taiga, 9050 Näringsrik granskog </w:t>
+      </w:r>
+      <w:r>
+        <w:t>och</w:t>
+      </w:r>
+      <w:r>
+        <w:rPr>
+          <w:i/>
+        </w:rPr>
+        <w:t xml:space="preserve"> 9040 Fjällbjörkskog</w:t>
+      </w:r>
+      <w:r>
+        <w:t xml:space="preserve"> (Nitare &amp; Skogsstyrelsen, 2019; SLU Artdatabanken, 2025).</w:t>
       </w:r>
     </w:p>
     <w:p>
@@ -737,10 +977,18 @@
         <w:rPr>
           <w:b/>
         </w:rPr>
-        <w:t xml:space="preserve">6.4.3 </w:t>
-      </w:r>
-      <w:r>
-        <w:t>Bevarandeåtgärder genomförs för de kända förekomster av rödlistade arter som påverkas av skogsbruk.</w:t>
+        <w:t xml:space="preserve">6.4.1 </w:t>
+      </w:r>
+      <w:r>
+        <w:t>Följande biotoper undantas från alla skogsbruksåtgärder, förutom åtgärder påkallade för att bevara eller främja biotopens naturliga eller hävdbetingade biologiska mångfald:</w:t>
+      </w:r>
+    </w:p>
+    <w:p>
+      <w:pPr>
+        <w:ind w:left="357"/>
+      </w:pPr>
+      <w:r>
+        <w:t>b) nyckelbiotoper enligt Skogsstyrelsens definition och metod (1995)</w:t>
       </w:r>
     </w:p>
     <w:p>
@@ -758,7 +1006,36 @@
         <w:rPr>
           <w:i/>
         </w:rPr>
-        <w:t>I det avverkningsanmälda skogsområdet har 13 naturvårdsarter varav 8 rödlistade arter sina livsmiljöer och växtplatser.</w:t>
+        <w:t>I det avverkningsanmälda skogsområdet har 25 rödlistade arter och signalarter påträffats. Detta ska jämföras med Skogsstyrelsens uppföljning 2017 av nyckelbiotoper som visade att man i genomsnitt hittar 20,6 olika rödlistade arter och signalarter i en nyckelbiotop (Wijk, S. 2017. Biologisk mångfald i nyckelbiotoper – Resultat från inventeringen “Uppföljning biologisk mångfald” 2009–2015. Rapport 4/2017 Skogsstyrelsen, Jönköping).</w:t>
+      </w:r>
+    </w:p>
+    <w:p>
+      <w:r>
+        <w:rPr>
+          <w:b/>
+        </w:rPr>
+        <w:t xml:space="preserve">6.4.3 </w:t>
+      </w:r>
+      <w:r>
+        <w:t>Bevarandeåtgärder genomförs för de kända förekomster av rödlistade arter som påverkas av skogsbruk.</w:t>
+      </w:r>
+    </w:p>
+    <w:p>
+      <w:pPr>
+        <w:pStyle w:val="ListBullet"/>
+      </w:pPr>
+      <w:r>
+        <w:rPr>
+          <w:b/>
+          <w:i/>
+        </w:rPr>
+        <w:t xml:space="preserve">Kommentar: </w:t>
+      </w:r>
+      <w:r>
+        <w:rPr>
+          <w:i/>
+        </w:rPr>
+        <w:t>I det avverkningsanmälda skogsområdet har 27 naturvårdsarter varav 18 rödlistade arter sina livsmiljöer och växtplatser.</w:t>
       </w:r>
     </w:p>
     <w:p>
@@ -1398,6 +1675,207 @@
       </w:r>
       <w:r>
         <w:t>SLU Artdatabanken, Uppsala</w:t>
+      </w:r>
+    </w:p>
+    <w:p>
+      <w:pPr>
+        <w:pStyle w:val="Heading1"/>
+      </w:pPr>
+      <w:r>
+        <w:t>Tretåig hackspett – ekologi samt krav på livsmiljön</w:t>
+      </w:r>
+    </w:p>
+    <w:p>
+      <w:r>
+        <w:t xml:space="preserve">Tretåig hackspett (NT) är fridlyst enligt §4 Artskyddsförordningen och finns med som prioriterad art i Skogsstyrelsen vägledning för skogsbruket (bilaga 4 till SVL). I vägledningen står bland annat att: </w:t>
+      </w:r>
+      <w:r>
+        <w:rPr>
+          <w:i/>
+        </w:rPr>
+        <w:t xml:space="preserve">“Tretåig hackspett har stora arealkrav och höga krav på sin livsmiljö. Omdaningen av naturskogar till kulturskogar medför en förlust av viktiga miljöer, något som förstärks av ökad fragmentering till följd av avverkningar.” </w:t>
+      </w:r>
+      <w:r>
+        <w:t xml:space="preserve">Vidare att: </w:t>
+      </w:r>
+      <w:r>
+        <w:rPr>
+          <w:i/>
+        </w:rPr>
+        <w:t>“Områden med dokumenterad permanent förekomst i naturskogsmiljöer har vanligen så stora naturvärden att skogsbruk är olämpligt”</w:t>
+      </w:r>
+      <w:r>
+        <w:t xml:space="preserve"> (SLU Artdatabanken, 2024; Skogsstyrelsen, 2016)</w:t>
+      </w:r>
+      <w:r>
+        <w:rPr>
+          <w:i/>
+        </w:rPr>
+        <w:t>.</w:t>
+      </w:r>
+    </w:p>
+    <w:p>
+      <w:r>
+        <w:t>Tretåig hackspett är beroende av större sammanhängande naturskogar med kontinuerlig tillgång och nybildning av död ved och fragmentering av livsmiljöerna utgör ett stort hot mot arten (se exempelvis Stachura-Skierczynska et al., 2009; Wesolowski et al., 2005; Butler et al., 2004; Pakkala et al., 2002; Amcoff et al., 1996; Virkkala, 1991). Det finns studier som visar att naturskogens självgallringsprocess som den tretåiga hackspetten är beroende av, inte kan ersättas med efterlämnad hänsyn i skogsbruket (Imbeau &amp; Desrochers, 2002).</w:t>
+      </w:r>
+    </w:p>
+    <w:p>
+      <w:r>
+        <w:t>Permanenta revir av tretåig hackspett karaktäriseras ofta av artens typiska ringformigt ordnade hackmärken på framför allt gamla granar. För att säkerställa att inte revir av tretåig hackspett drabbas av avverkningsplanerna bör en inventering göras i området både under häckningstid och under vintern, då arten utnyttjar betydligt större områden än under sommarens häckningsrevir. Storleken på häckningsreviret varierar med skogstypen, förekomsten av död ved och graden av fragmentering, men är i allmänhet i storleksordningen 25–100 hektar (SLU Artdatabanken, 2024; Skogsstyrelsen, 2016).</w:t>
+      </w:r>
+    </w:p>
+    <w:p>
+      <w:r>
+        <w:t xml:space="preserve">Förutom fridlysning enligt §4 Artskyddsförordningen är tretåig hackspett även förtecknad i EU:s fågeldirektiv bilaga 1. Den är typisk art för </w:t>
+      </w:r>
+      <w:r>
+        <w:rPr>
+          <w:i/>
+        </w:rPr>
+        <w:t xml:space="preserve">9010 Taiga, 9740 Skogsbevuxen myr, 9030 Landhöjningsskog </w:t>
+      </w:r>
+      <w:r>
+        <w:t xml:space="preserve">och </w:t>
+      </w:r>
+      <w:r>
+        <w:rPr>
+          <w:i/>
+        </w:rPr>
+        <w:t>9040 Fjällbjörkskog</w:t>
+      </w:r>
+      <w:r>
+        <w:t xml:space="preserve"> samt ingår i Natura 2000 och är förtecknad i Bernkonventionen bilaga II (strikt skyddade djurarter) (SLU Artdatabanken, 2024; Skogsstyrelsen, 2016).</w:t>
+      </w:r>
+    </w:p>
+    <w:p>
+      <w:pPr>
+        <w:pStyle w:val="Heading2"/>
+      </w:pPr>
+      <w:r>
+        <w:t>Referenser – tretåig hackspett</w:t>
+      </w:r>
+    </w:p>
+    <w:p>
+      <w:r>
+        <w:t xml:space="preserve">Amcoff, M. &amp; Eriksson, P. 1996. </w:t>
+      </w:r>
+      <w:r>
+        <w:rPr>
+          <w:i/>
+        </w:rPr>
+        <w:t xml:space="preserve">Förekomst av tretåig hackspett Picoides tridactylus på bestånds- och landskapsnivå. </w:t>
+      </w:r>
+      <w:r>
+        <w:t>Ornis Svecica 6: 107–119.</w:t>
+      </w:r>
+    </w:p>
+    <w:p>
+      <w:r>
+        <w:t xml:space="preserve">Butler, R., Angelstam, P., Ekelund, P. &amp; Schlaeffer, R. 2004. </w:t>
+      </w:r>
+      <w:r>
+        <w:rPr>
+          <w:i/>
+        </w:rPr>
+        <w:t xml:space="preserve">Dead wood threshold values for the three-toed woodpecker presence in boreal and sub-Alpine forest. </w:t>
+      </w:r>
+      <w:r>
+        <w:t>Biological conservation 119(3): 305–318.</w:t>
+      </w:r>
+    </w:p>
+    <w:p>
+      <w:r>
+        <w:t xml:space="preserve">Imbeau, L. &amp; Desrochers, A. 2002. </w:t>
+      </w:r>
+      <w:r>
+        <w:rPr>
+          <w:i/>
+        </w:rPr>
+        <w:t xml:space="preserve">Foraging Ecology and Use of Drumming Trees by Three-Toed Woodpeckers. </w:t>
+      </w:r>
+      <w:r>
+        <w:t>The Journal of Wildlife Management. Vol. 66, No. 1 (Jan., 2002), pp. 222–231.</w:t>
+      </w:r>
+    </w:p>
+    <w:p>
+      <w:r>
+        <w:t xml:space="preserve">Pakkala, T., Hanski, I. &amp; Tomppo, E. 2002. </w:t>
+      </w:r>
+      <w:r>
+        <w:rPr>
+          <w:i/>
+        </w:rPr>
+        <w:t xml:space="preserve">Spatial ecology of the three-toed woodpecker in managed forest landscapes. </w:t>
+      </w:r>
+      <w:r>
+        <w:t>Silva Fennica 36(1): 279–288.</w:t>
+      </w:r>
+    </w:p>
+    <w:p>
+      <w:r>
+        <w:t xml:space="preserve">Skogsstyrelsen, 2016. </w:t>
+      </w:r>
+      <w:r>
+        <w:rPr>
+          <w:i/>
+        </w:rPr>
+        <w:t>Vägledning för hänsyn till fåglar – Tretåig hackspett.</w:t>
+      </w:r>
+    </w:p>
+    <w:p>
+      <w:r>
+        <w:t xml:space="preserve">SLU Artdatabanken, 2024. </w:t>
+      </w:r>
+      <w:r>
+        <w:rPr>
+          <w:i/>
+        </w:rPr>
+        <w:t xml:space="preserve">Artfaktablad. Naturvård – artfakta. </w:t>
+      </w:r>
+      <w:r>
+        <w:t>SLU Artdatabanken, Uppsala.</w:t>
+      </w:r>
+    </w:p>
+    <w:p>
+      <w:r>
+        <w:t xml:space="preserve">Stachura-Skierczynska, K., Tumiel, T. &amp; Skierczynski, M. 2009. </w:t>
+      </w:r>
+      <w:r>
+        <w:rPr>
+          <w:i/>
+        </w:rPr>
+        <w:t xml:space="preserve">Habitat prediction model for three-toed woodpecker and its implications for the conservation of biologically valuable forests. </w:t>
+      </w:r>
+      <w:r>
+        <w:t>Forest Ecology and Management 258(5): 697–703.</w:t>
+      </w:r>
+    </w:p>
+    <w:p>
+      <w:r>
+        <w:t xml:space="preserve">Virkkala, R. 1991. </w:t>
+      </w:r>
+      <w:r>
+        <w:rPr>
+          <w:i/>
+        </w:rPr>
+        <w:t xml:space="preserve">Population trends of forest birds in a Finnish Lapland landscape of large habitat blocks – Consequences of stochastic environmental variation or regional habitat alteration. </w:t>
+      </w:r>
+      <w:r>
+        <w:t>Biological conservation 56(2): 223–240.</w:t>
+      </w:r>
+    </w:p>
+    <w:p>
+      <w:r>
+        <w:t xml:space="preserve">Wesolowski, T., Czeszczewik, D. &amp; Rowinski, P. 2005. </w:t>
+      </w:r>
+      <w:r>
+        <w:rPr>
+          <w:i/>
+        </w:rPr>
+        <w:t xml:space="preserve">Effects of forest management on Three-toed Woodpecker Picoides tridactylus distribution in the Bialowieza Forest (NE Poland): conservation implications. </w:t>
+      </w:r>
+      <w:r>
+        <w:t>Acta Ornithologica 40(1): 53–60.</w:t>
       </w:r>
     </w:p>
     <w:p>
@@ -1791,7 +2269,7 @@
     <w:r>
       <w:tab/>
       <w:tab/>
-      <w:t>2026-08-14</w:t>
+      <w:t>2026-08-15</w:t>
       <w:br/>
       <w:br/>
     </w:r>

--- a/klagomål/A 28376-2026 FSC-klagomål.docx
+++ b/klagomål/A 28376-2026 FSC-klagomål.docx
@@ -2269,7 +2269,7 @@
     <w:r>
       <w:tab/>
       <w:tab/>
-      <w:t>2026-08-15</w:t>
+      <w:t>2026-08-16</w:t>
       <w:br/>
       <w:br/>
     </w:r>

--- a/klagomål/A 28376-2026 FSC-klagomål.docx
+++ b/klagomål/A 28376-2026 FSC-klagomål.docx
@@ -2269,7 +2269,7 @@
     <w:r>
       <w:tab/>
       <w:tab/>
-      <w:t>2026-08-16</w:t>
+      <w:t>2026-08-17</w:t>
       <w:br/>
       <w:br/>
     </w:r>

--- a/klagomål/A 28376-2026 FSC-klagomål.docx
+++ b/klagomål/A 28376-2026 FSC-klagomål.docx
@@ -2269,7 +2269,7 @@
     <w:r>
       <w:tab/>
       <w:tab/>
-      <w:t>2026-08-17</w:t>
+      <w:t>2026-08-18</w:t>
       <w:br/>
       <w:br/>
     </w:r>

--- a/klagomål/A 28376-2026 FSC-klagomål.docx
+++ b/klagomål/A 28376-2026 FSC-klagomål.docx
@@ -2269,7 +2269,7 @@
     <w:r>
       <w:tab/>
       <w:tab/>
-      <w:t>2026-08-18</w:t>
+      <w:t>2026-08-19</w:t>
       <w:br/>
       <w:br/>
     </w:r>

--- a/klagomål/A 28376-2026 FSC-klagomål.docx
+++ b/klagomål/A 28376-2026 FSC-klagomål.docx
@@ -2269,7 +2269,7 @@
     <w:r>
       <w:tab/>
       <w:tab/>
-      <w:t>2026-08-19</w:t>
+      <w:t>2026-08-20</w:t>
       <w:br/>
       <w:br/>
     </w:r>

--- a/klagomål/A 28376-2026 FSC-klagomål.docx
+++ b/klagomål/A 28376-2026 FSC-klagomål.docx
@@ -2269,7 +2269,7 @@
     <w:r>
       <w:tab/>
       <w:tab/>
-      <w:t>2026-08-20</w:t>
+      <w:t>2026-08-21</w:t>
       <w:br/>
       <w:br/>
     </w:r>

--- a/klagomål/A 28376-2026 FSC-klagomål.docx
+++ b/klagomål/A 28376-2026 FSC-klagomål.docx
@@ -2269,7 +2269,7 @@
     <w:r>
       <w:tab/>
       <w:tab/>
-      <w:t>2026-08-21</w:t>
+      <w:t>2026-08-22</w:t>
       <w:br/>
       <w:br/>
     </w:r>

--- a/klagomål/A 28376-2026 FSC-klagomål.docx
+++ b/klagomål/A 28376-2026 FSC-klagomål.docx
@@ -2269,7 +2269,7 @@
     <w:r>
       <w:tab/>
       <w:tab/>
-      <w:t>2026-08-22</w:t>
+      <w:t>2026-08-23</w:t>
       <w:br/>
       <w:br/>
     </w:r>

--- a/klagomål/A 28376-2026 FSC-klagomål.docx
+++ b/klagomål/A 28376-2026 FSC-klagomål.docx
@@ -2269,7 +2269,7 @@
     <w:r>
       <w:tab/>
       <w:tab/>
-      <w:t>2026-08-23</w:t>
+      <w:t>2026-08-24</w:t>
       <w:br/>
       <w:br/>
     </w:r>

--- a/klagomål/A 28376-2026 FSC-klagomål.docx
+++ b/klagomål/A 28376-2026 FSC-klagomål.docx
@@ -2269,7 +2269,7 @@
     <w:r>
       <w:tab/>
       <w:tab/>
-      <w:t>2026-08-24</w:t>
+      <w:t>2026-08-25</w:t>
       <w:br/>
       <w:br/>
     </w:r>

--- a/klagomål/A 28376-2026 FSC-klagomål.docx
+++ b/klagomål/A 28376-2026 FSC-klagomål.docx
@@ -2269,7 +2269,7 @@
     <w:r>
       <w:tab/>
       <w:tab/>
-      <w:t>2026-08-25</w:t>
+      <w:t>2026-08-26</w:t>
       <w:br/>
       <w:br/>
     </w:r>

--- a/klagomål/A 28376-2026 FSC-klagomål.docx
+++ b/klagomål/A 28376-2026 FSC-klagomål.docx
@@ -2269,7 +2269,7 @@
     <w:r>
       <w:tab/>
       <w:tab/>
-      <w:t>2026-08-26</w:t>
+      <w:t>2026-08-27</w:t>
       <w:br/>
       <w:br/>
     </w:r>

--- a/klagomål/A 28376-2026 FSC-klagomål.docx
+++ b/klagomål/A 28376-2026 FSC-klagomål.docx
@@ -2269,7 +2269,7 @@
     <w:r>
       <w:tab/>
       <w:tab/>
-      <w:t>2026-08-27</w:t>
+      <w:t>2026-08-28</w:t>
       <w:br/>
       <w:br/>
     </w:r>

--- a/klagomål/A 28376-2026 FSC-klagomål.docx
+++ b/klagomål/A 28376-2026 FSC-klagomål.docx
@@ -2269,7 +2269,7 @@
     <w:r>
       <w:tab/>
       <w:tab/>
-      <w:t>2026-08-28</w:t>
+      <w:t>2026-08-29</w:t>
       <w:br/>
       <w:br/>
     </w:r>

--- a/klagomål/A 28376-2026 FSC-klagomål.docx
+++ b/klagomål/A 28376-2026 FSC-klagomål.docx
@@ -2269,7 +2269,7 @@
     <w:r>
       <w:tab/>
       <w:tab/>
-      <w:t>2026-08-29</w:t>
+      <w:t>2026-08-31</w:t>
       <w:br/>
       <w:br/>
     </w:r>

--- a/klagomål/A 28376-2026 FSC-klagomål.docx
+++ b/klagomål/A 28376-2026 FSC-klagomål.docx
@@ -2269,7 +2269,7 @@
     <w:r>
       <w:tab/>
       <w:tab/>
-      <w:t>2026-08-31</w:t>
+      <w:t>2026-09-01</w:t>
       <w:br/>
       <w:br/>
     </w:r>

--- a/klagomål/A 28376-2026 FSC-klagomål.docx
+++ b/klagomål/A 28376-2026 FSC-klagomål.docx
@@ -2269,7 +2269,7 @@
     <w:r>
       <w:tab/>
       <w:tab/>
-      <w:t>2026-09-01</w:t>
+      <w:t>2026-09-02</w:t>
       <w:br/>
       <w:br/>
     </w:r>

--- a/klagomål/A 28376-2026 FSC-klagomål.docx
+++ b/klagomål/A 28376-2026 FSC-klagomål.docx
@@ -2269,7 +2269,7 @@
     <w:r>
       <w:tab/>
       <w:tab/>
-      <w:t>2026-09-02</w:t>
+      <w:t>2026-09-03</w:t>
       <w:br/>
       <w:br/>
     </w:r>

--- a/klagomål/A 28376-2026 FSC-klagomål.docx
+++ b/klagomål/A 28376-2026 FSC-klagomål.docx
@@ -2269,7 +2269,7 @@
     <w:r>
       <w:tab/>
       <w:tab/>
-      <w:t>2026-09-03</w:t>
+      <w:t>2026-09-04</w:t>
       <w:br/>
       <w:br/>
     </w:r>

--- a/klagomål/A 28376-2026 FSC-klagomål.docx
+++ b/klagomål/A 28376-2026 FSC-klagomål.docx
@@ -2269,7 +2269,7 @@
     <w:r>
       <w:tab/>
       <w:tab/>
-      <w:t>2026-09-04</w:t>
+      <w:t>2026-09-05</w:t>
       <w:br/>
       <w:br/>
     </w:r>

--- a/klagomål/A 28376-2026 FSC-klagomål.docx
+++ b/klagomål/A 28376-2026 FSC-klagomål.docx
@@ -2269,7 +2269,7 @@
     <w:r>
       <w:tab/>
       <w:tab/>
-      <w:t>2026-09-05</w:t>
+      <w:t>2026-09-06</w:t>
       <w:br/>
       <w:br/>
     </w:r>

--- a/klagomål/A 28376-2026 FSC-klagomål.docx
+++ b/klagomål/A 28376-2026 FSC-klagomål.docx
@@ -2269,7 +2269,7 @@
     <w:r>
       <w:tab/>
       <w:tab/>
-      <w:t>2026-09-06</w:t>
+      <w:t>2026-09-07</w:t>
       <w:br/>
       <w:br/>
     </w:r>

--- a/klagomål/A 28376-2026 FSC-klagomål.docx
+++ b/klagomål/A 28376-2026 FSC-klagomål.docx
@@ -2269,7 +2269,7 @@
     <w:r>
       <w:tab/>
       <w:tab/>
-      <w:t>2026-09-07</w:t>
+      <w:t>2026-09-08</w:t>
       <w:br/>
       <w:br/>
     </w:r>

--- a/klagomål/A 28376-2026 FSC-klagomål.docx
+++ b/klagomål/A 28376-2026 FSC-klagomål.docx
@@ -2269,7 +2269,7 @@
     <w:r>
       <w:tab/>
       <w:tab/>
-      <w:t>2026-09-08</w:t>
+      <w:t>2026-09-09</w:t>
       <w:br/>
       <w:br/>
     </w:r>

--- a/klagomål/A 28376-2026 FSC-klagomål.docx
+++ b/klagomål/A 28376-2026 FSC-klagomål.docx
@@ -2269,7 +2269,7 @@
     <w:r>
       <w:tab/>
       <w:tab/>
-      <w:t>2026-09-09</w:t>
+      <w:t>2026-09-10</w:t>
       <w:br/>
       <w:br/>
     </w:r>

--- a/klagomål/A 28376-2026 FSC-klagomål.docx
+++ b/klagomål/A 28376-2026 FSC-klagomål.docx
@@ -2269,7 +2269,7 @@
     <w:r>
       <w:tab/>
       <w:tab/>
-      <w:t>2026-09-10</w:t>
+      <w:t>2026-09-11</w:t>
       <w:br/>
       <w:br/>
     </w:r>

--- a/klagomål/A 28376-2026 FSC-klagomål.docx
+++ b/klagomål/A 28376-2026 FSC-klagomål.docx
@@ -2269,7 +2269,7 @@
     <w:r>
       <w:tab/>
       <w:tab/>
-      <w:t>2026-09-11</w:t>
+      <w:t>2026-09-12</w:t>
       <w:br/>
       <w:br/>
     </w:r>

--- a/klagomål/A 28376-2026 FSC-klagomål.docx
+++ b/klagomål/A 28376-2026 FSC-klagomål.docx
@@ -2269,7 +2269,7 @@
     <w:r>
       <w:tab/>
       <w:tab/>
-      <w:t>2026-09-12</w:t>
+      <w:t>2026-09-13</w:t>
       <w:br/>
       <w:br/>
     </w:r>
